--- a/dist/SUBMISSION_FINAL/P7_Capstone_JIBS/03_cover_letter.docx
+++ b/dist/SUBMISSION_FINAL/P7_Capstone_JIBS/03_cover_letter.docx
@@ -82,7 +82,7 @@
         <w:t xml:space="preserve"> </w:t>
       </w:r>
       <w:r>
-        <w:t xml:space="preserve">(JIBS). The manuscript presents the largest WBES-based test of the internationalization–performance (I–P) relationship in Asia and the Pacific, spanning 84,910 firm-observations from 49 economies and 102 country-year waves (2003–2025), and addresses how institutional regime quality, digital adoption, technological capability, and managerial characteristics jointly determine the shape of the I–P function.</w:t>
+        <w:t xml:space="preserve">(JIBS). The manuscript presents the largest WBES-based test of the internationalization–performance (I–P) relationship in Asia and the Pacific, spanning 82,302 firm-observations from 45 economies and 98 country-year waves (2003–2025), and addresses how institutional regime quality, digital adoption, technological capability, and managerial characteristics jointly determine the shape of the I–P function.</w:t>
       </w:r>
     </w:p>
     <w:p>
@@ -117,7 +117,7 @@
         <w:t xml:space="preserve">First</w:t>
       </w:r>
       <w:r>
-        <w:t xml:space="preserve">, we provide large-sample, multi-regime confirmation of the inverted-U I–P hypothesis at a turning point of approximately 36% export intensity, robust across all eleven hierarchical models and confirmed by the Lind–Mehlum (2010) test (p &lt; .001). The sample spans all six Institutional Capability and Resource Vulnerability (ICRV) regime groups — from advanced innovation-driven economies (Singapore, Korea, Taiwan, Israel, Cyprus, Hong Kong) to Pacific Small Island Developing States (Vanuatu, Solomon Islands, Fiji, Tonga, Timor-Leste) — providing cross-regime generalizability not achievable in single-country or narrow-region designs. This resolves a long-standing ambiguity in the Asian I–P literature, which has reported positive, inverted-U, and null relationships for individual economies without a unified empirical framework.</w:t>
+        <w:t xml:space="preserve">, we provide large-sample, multi-regime confirmation of the inverted-U I–P hypothesis at a turning point of approximately 36% export intensity, robust across all eleven hierarchical models and confirmed by the Lind–Mehlum (2010) test (p &lt; .001). The sample spans all six Institutional Context Regime Variation (ICRV) regime groups — from advanced innovation-driven economies (Singapore, Korea, Taiwan, Israel, Cyprus, Hong Kong) to Pacific Small Island Developing States (Vanuatu, Solomon Islands, Fiji, Tonga, Timor-Leste) — providing cross-regime generalizability not achievable in single-country or narrow-region designs. This resolves a long-standing ambiguity in the Asian I–P literature, which has reported positive, inverted-U, and null relationships for individual economies without a unified empirical framework.</w:t>
       </w:r>
     </w:p>
     <w:p>
@@ -163,7 +163,7 @@
         <w:t xml:space="preserve">Third</w:t>
       </w:r>
       <w:r>
-        <w:t xml:space="preserve">, we demonstrate that institutional regime (ICRV) moderates both slope and curvature of the I–P function, with DAI×ICRV interactions (p = .012) indicating regime-contingent digital complementarity. This operationalises institutional theory's prediction (North, 1990; Stallkamp &amp; Schotter, 2021) that digital capabilities yield stronger per-unit returns where formal institutions are weaker — providing the first large-sample test of this regime-contingent digital effect across six institutional tiers simultaneously.</w:t>
+        <w:t xml:space="preserve">, we demonstrate that institutional regime (ICRV) moderates both slope and curvature of the I–P function, with DAI×ICRV interactions (p = .049) indicating regime-contingent digital complementarity. This operationalises institutional theory's prediction (North, 1990; Stallkamp &amp; Schotter, 2021) that digital capabilities yield stronger per-unit returns where formal institutions are weaker — providing the first large-sample test of this regime-contingent digital effect across six institutional tiers simultaneously.</w:t>
       </w:r>
     </w:p>
     <w:p>
@@ -350,7 +350,7 @@
         <w:t xml:space="preserve"> </w:t>
       </w:r>
       <w:r>
-        <w:t xml:space="preserve">Associate Professor, College of Economics</w:t>
+        <w:t xml:space="preserve">Associate Professor, School of Economics</w:t>
       </w:r>
       <w:r>
         <w:t xml:space="preserve"> </w:t>

--- a/dist/SUBMISSION_FINAL/P7_Capstone_JIBS/03_cover_letter.docx
+++ b/dist/SUBMISSION_FINAL/P7_Capstone_JIBS/03_cover_letter.docx
@@ -303,13 +303,13 @@
         <w:t xml:space="preserve"> </w:t>
       </w:r>
       <w:r>
-        <w:t xml:space="preserve">PhD Candidate</w:t>
+        <w:t xml:space="preserve">PhD Candidate, School of Economics</w:t>
       </w:r>
       <w:r>
         <w:t xml:space="preserve"> </w:t>
       </w:r>
       <w:r>
-        <w:t xml:space="preserve">Vinh Long University of Technology Education (VLUTE), Vietnam</w:t>
+        <w:t xml:space="preserve">Can Tho University (CTU), Vietnam</w:t>
       </w:r>
       <w:r>
         <w:t xml:space="preserve"> </w:t>
@@ -325,7 +325,7 @@
           <w:rPr>
             <w:rStyle w:val="Hyperlink"/>
           </w:rPr>
-          <w:t xml:space="preserve">huongdt@vlute.edu.vn</w:t>
+          <w:t xml:space="preserve">thuyhuongctu@gmail.com</w:t>
         </w:r>
       </w:hyperlink>
       <w:r>
